--- a/prac4-EpiR-2026.docx
+++ b/prac4-EpiR-2026.docx
@@ -137,7 +137,7 @@
         <w:pStyle w:val="Date"/>
       </w:pPr>
       <w:r>
-        <w:t xml:space="preserve">16.03.2026</w:t>
+        <w:t xml:space="preserve">19.03.2026</w:t>
       </w:r>
     </w:p>
     <w:bookmarkStart w:id="47" w:name="topics-of-practical-4"/>
